--- a/media/R2601/output_dir/测试策略.docx
+++ b/media/R2601/output_dir/测试策略.docx
@@ -1520,41 +1520,6 @@
                 <w:spacing w:val="2"/>
                 <w:szCs w:val="21"/>
               </w:rPr>
-              <w:t>、</w:t>
-            </w:r>
-            <w:r>
-              <w:rPr>
-                <w:rFonts w:hint="eastAsia"/>
-                <w:snapToGrid w:val="0"/>
-                <w:spacing w:val="2"/>
-                <w:szCs w:val="21"/>
-              </w:rPr>
-              <w:t xml:space="preserve"/>
-            </w:r>
-            <w:r>
-              <w:rPr>
-                <w:rFonts w:hint="eastAsia"/>
-                <w:snapToGrid w:val="0"/>
-                <w:spacing w:val="2"/>
-                <w:szCs w:val="21"/>
-              </w:rPr>
-              <w:t xml:space="preserve">初始化功能测试</w:t>
-            </w:r>
-            <w:r>
-              <w:rPr>
-                <w:snapToGrid w:val="0"/>
-                <w:spacing w:val="2"/>
-                <w:szCs w:val="21"/>
-              </w:rPr>
-              <w:t xml:space="preserve"/>
-            </w:r>
-            <w:r>
-              <w:rPr>
-                <w:rFonts w:hint="eastAsia"/>
-                <w:snapToGrid w:val="0"/>
-                <w:spacing w:val="2"/>
-                <w:szCs w:val="21"/>
-              </w:rPr>
               <w:t xml:space="preserve"/>
             </w:r>
             <w:r>
@@ -1565,94 +1530,6 @@
                 <w:szCs w:val="21"/>
               </w:rPr>
               <w:t>等测试项</w:t>
-            </w:r>
-          </w:p>
-        </w:tc>
-      </w:tr>
-      <w:tr>
-        <w:trPr>
-          <w:cantSplit/>
-          <w:jc w:val="center"/>
-        </w:trPr>
-        <w:tc>
-          <w:tcPr>
-            <w:tcW w:w="1502" w:type="dxa"/>
-            <w:vAlign w:val="center"/>
-          </w:tcPr>
-          <w:p>
-            <w:pPr>
-              <w:wordWrap w:val="0"/>
-              <w:adjustRightInd w:val="0"/>
-              <w:snapToGrid w:val="0"/>
-              <w:jc w:val="center"/>
-              <w:rPr>
-                <w:snapToGrid w:val="0"/>
-                <w:spacing w:val="2"/>
-                <w:szCs w:val="21"/>
-              </w:rPr>
-            </w:pPr>
-            <w:r>
-              <w:rPr>
-                <w:snapToGrid w:val="0"/>
-                <w:spacing w:val="2"/>
-                <w:szCs w:val="21"/>
-              </w:rPr>
-              <w:t>人机交互界面测试</w:t>
-            </w:r>
-          </w:p>
-        </w:tc>
-        <w:tc>
-          <w:tcPr>
-            <w:tcW w:w="960" w:type="dxa"/>
-            <w:vAlign w:val="center"/>
-          </w:tcPr>
-          <w:p>
-            <w:pPr>
-              <w:wordWrap w:val="0"/>
-              <w:adjustRightInd w:val="0"/>
-              <w:snapToGrid w:val="0"/>
-              <w:jc w:val="center"/>
-              <w:rPr>
-                <w:snapToGrid w:val="0"/>
-                <w:spacing w:val="2"/>
-                <w:szCs w:val="21"/>
-              </w:rPr>
-            </w:pPr>
-            <w:r>
-              <w:rPr>
-                <w:snapToGrid w:val="0"/>
-                <w:spacing w:val="2"/>
-                <w:szCs w:val="21"/>
-              </w:rPr>
-              <w:t>GUI</w:t>
-            </w:r>
-          </w:p>
-        </w:tc>
-        <w:tc>
-          <w:tcPr>
-            <w:tcW w:w="6247" w:type="dxa"/>
-          </w:tcPr>
-          <w:p>
-            <w:pPr>
-              <w:wordWrap w:val="0"/>
-              <w:autoSpaceDE w:val="0"/>
-              <w:autoSpaceDN w:val="0"/>
-              <w:adjustRightInd w:val="0"/>
-              <w:snapToGrid w:val="0"/>
-              <w:jc w:val="left"/>
-              <w:rPr>
-                <w:snapToGrid w:val="0"/>
-                <w:spacing w:val="2"/>
-                <w:szCs w:val="21"/>
-              </w:rPr>
-            </w:pPr>
-            <w:r>
-              <w:rPr>
-                <w:snapToGrid w:val="0"/>
-                <w:spacing w:val="2"/>
-                <w:szCs w:val="21"/>
-              </w:rPr>
-              <w:t>依据软件人机界面规范，验证软件人机交互界面的完整性，一致性，准确性，友好性，合理性，指导性；</w:t>
             </w:r>
           </w:p>
         </w:tc>

--- a/media/R2601/output_dir/测试策略.docx
+++ b/media/R2601/output_dir/测试策略.docx
@@ -1534,6 +1534,206 @@
           </w:p>
         </w:tc>
       </w:tr>
+      <w:tr>
+        <w:trPr>
+          <w:cantSplit/>
+          <w:jc w:val="center"/>
+        </w:trPr>
+        <w:tc>
+          <w:tcPr>
+            <w:tcW w:w="1502" w:type="dxa"/>
+            <w:vAlign w:val="center"/>
+          </w:tcPr>
+          <w:p>
+            <w:pPr>
+              <w:wordWrap w:val="0"/>
+              <w:adjustRightInd w:val="0"/>
+              <w:snapToGrid w:val="0"/>
+              <w:jc w:val="center"/>
+              <w:rPr>
+                <w:snapToGrid w:val="0"/>
+                <w:spacing w:val="2"/>
+                <w:szCs w:val="21"/>
+              </w:rPr>
+            </w:pPr>
+            <w:r>
+              <w:rPr>
+                <w:snapToGrid w:val="0"/>
+                <w:spacing w:val="2"/>
+                <w:szCs w:val="21"/>
+              </w:rPr>
+              <w:lastRenderedPageBreak/>
+              <w:t>接口测试</w:t>
+            </w:r>
+          </w:p>
+        </w:tc>
+        <w:tc>
+          <w:tcPr>
+            <w:tcW w:w="960" w:type="dxa"/>
+            <w:vAlign w:val="center"/>
+          </w:tcPr>
+          <w:p>
+            <w:pPr>
+              <w:wordWrap w:val="0"/>
+              <w:adjustRightInd w:val="0"/>
+              <w:snapToGrid w:val="0"/>
+              <w:jc w:val="center"/>
+              <w:rPr>
+                <w:snapToGrid w:val="0"/>
+                <w:spacing w:val="2"/>
+                <w:szCs w:val="21"/>
+              </w:rPr>
+            </w:pPr>
+            <w:r>
+              <w:rPr>
+                <w:snapToGrid w:val="0"/>
+                <w:spacing w:val="2"/>
+                <w:szCs w:val="21"/>
+              </w:rPr>
+              <w:t>IO</w:t>
+            </w:r>
+          </w:p>
+        </w:tc>
+        <w:tc>
+          <w:tcPr>
+            <w:tcW w:w="6247" w:type="dxa"/>
+          </w:tcPr>
+          <w:p>
+            <w:pPr>
+              <w:wordWrap w:val="0"/>
+              <w:autoSpaceDE w:val="0"/>
+              <w:autoSpaceDN w:val="0"/>
+              <w:adjustRightInd w:val="0"/>
+              <w:snapToGrid w:val="0"/>
+              <w:jc w:val="left"/>
+              <w:rPr>
+                <w:snapToGrid w:val="0"/>
+                <w:spacing w:val="2"/>
+                <w:szCs w:val="21"/>
+              </w:rPr>
+            </w:pPr>
+            <w:r>
+              <w:rPr>
+                <w:snapToGrid w:val="0"/>
+                <w:spacing w:val="2"/>
+                <w:szCs w:val="21"/>
+              </w:rPr>
+              <w:t>对配置项接口测试主要测试配置项软件的对外接口，对子系统接口进行测试主要测试子系统的对外接口；</w:t>
+            </w:r>
+          </w:p>
+          <w:p>
+            <w:pPr>
+              <w:wordWrap w:val="0"/>
+              <w:adjustRightInd w:val="0"/>
+              <w:snapToGrid w:val="0"/>
+              <w:jc w:val="left"/>
+              <w:rPr>
+                <w:snapToGrid w:val="0"/>
+                <w:spacing w:val="2"/>
+                <w:szCs w:val="21"/>
+              </w:rPr>
+            </w:pPr>
+            <w:r>
+              <w:rPr>
+                <w:snapToGrid w:val="0"/>
+                <w:spacing w:val="2"/>
+                <w:szCs w:val="21"/>
+              </w:rPr>
+              <w:t>1</w:t>
+            </w:r>
+            <w:r>
+              <w:rPr>
+                <w:snapToGrid w:val="0"/>
+                <w:spacing w:val="2"/>
+                <w:szCs w:val="21"/>
+              </w:rPr>
+              <w:t>、测试输出的数据格式是否满足通信协议的要求；</w:t>
+            </w:r>
+          </w:p>
+          <w:p>
+            <w:pPr>
+              <w:wordWrap w:val="0"/>
+              <w:autoSpaceDE w:val="0"/>
+              <w:autoSpaceDN w:val="0"/>
+              <w:adjustRightInd w:val="0"/>
+              <w:snapToGrid w:val="0"/>
+              <w:jc w:val="left"/>
+              <w:rPr>
+                <w:snapToGrid w:val="0"/>
+                <w:spacing w:val="2"/>
+                <w:szCs w:val="21"/>
+              </w:rPr>
+            </w:pPr>
+            <w:r>
+              <w:rPr>
+                <w:snapToGrid w:val="0"/>
+                <w:spacing w:val="2"/>
+                <w:szCs w:val="21"/>
+              </w:rPr>
+              <w:t>2</w:t>
+            </w:r>
+            <w:r>
+              <w:rPr>
+                <w:snapToGrid w:val="0"/>
+                <w:spacing w:val="2"/>
+                <w:szCs w:val="21"/>
+              </w:rPr>
+              <w:t>、对传输发生异常的数据，软件是否有相应的容错机制。</w:t>
+            </w:r>
+          </w:p>
+          <w:p>
+            <w:pPr>
+              <w:wordWrap w:val="0"/>
+              <w:autoSpaceDE w:val="0"/>
+              <w:autoSpaceDN w:val="0"/>
+              <w:adjustRightInd w:val="0"/>
+              <w:snapToGrid w:val="0"/>
+              <w:jc w:val="left"/>
+              <w:rPr>
+                <w:rFonts w:hint="eastAsia"/>
+                <w:snapToGrid w:val="0"/>
+                <w:spacing w:val="2"/>
+                <w:szCs w:val="21"/>
+              </w:rPr>
+            </w:pPr>
+            <w:r>
+              <w:rPr>
+                <w:rFonts w:hint="eastAsia"/>
+                <w:snapToGrid w:val="0"/>
+                <w:spacing w:val="2"/>
+                <w:szCs w:val="21"/>
+              </w:rPr>
+              <w:t xml:space="preserve">包含</w:t>
+            </w:r>
+            <w:r>
+              <w:rPr>
+                <w:rFonts w:hint="eastAsia"/>
+                <w:snapToGrid w:val="0"/>
+                <w:spacing w:val="2"/>
+                <w:szCs w:val="21"/>
+              </w:rPr>
+              <w:t xml:space="preserve">这是下面测试项</w:t>
+            </w:r>
+            <w:r>
+              <w:rPr>
+                <w:snapToGrid w:val="0"/>
+                <w:spacing w:val="2"/>
+                <w:szCs w:val="21"/>
+              </w:rPr>
+              <w:t xml:space="preserve"/>
+            </w:r>
+            <w:r>
+              <w:rPr>
+                <w:rFonts w:hint="eastAsia"/>
+                <w:snapToGrid w:val="0"/>
+                <w:spacing w:val="2"/>
+                <w:szCs w:val="21"/>
+              </w:rPr>
+              <w:t>等测试项</w:t>
+            </w:r>
+          </w:p>
+        </w:tc>
+      </w:tr>
     </w:tbl>
     <w:sectPr>
       <w:headerReference w:type="even" r:id="rId8"/>
